--- a/reportLab2.docx
+++ b/reportLab2.docx
@@ -291,25 +291,7 @@
           <w:sz w:val="28"/>
           <w:szCs w:val="28"/>
         </w:rPr>
-        <w:t>ЛАБОРАТОРНАЯ РАБОТА №</w:t>
-      </w:r>
-      <w:r>
-        <w:rPr>
-          <w:rFonts w:ascii="Times New Roman" w:hAnsi="Times New Roman"/>
-          <w:b/>
-          <w:sz w:val="28"/>
-          <w:szCs w:val="28"/>
-        </w:rPr>
-        <w:t>1</w:t>
-      </w:r>
-      <w:r>
-        <w:rPr>
-          <w:rFonts w:ascii="Times New Roman" w:hAnsi="Times New Roman"/>
-          <w:b/>
-          <w:sz w:val="28"/>
-          <w:szCs w:val="28"/>
-        </w:rPr>
-        <w:t xml:space="preserve"> </w:t>
+        <w:t xml:space="preserve">ЛАБОРАТОРНАЯ РАБОТА №1 </w:t>
       </w:r>
     </w:p>
     <w:p>
@@ -396,7 +378,7 @@
               <w:pStyle w:val="Normal"/>
               <w:widowControl/>
               <w:suppressAutoHyphens w:val="true"/>
-              <w:overflowPunct w:val="false"/>
+              <w:overflowPunct w:val="true"/>
               <w:bidi w:val="0"/>
               <w:spacing w:lineRule="auto" w:line="259" w:before="0" w:after="200"/>
               <w:ind w:hanging="0" w:left="0" w:right="0"/>
@@ -421,7 +403,7 @@
               <w:pStyle w:val="Normal"/>
               <w:widowControl/>
               <w:suppressAutoHyphens w:val="true"/>
-              <w:overflowPunct w:val="false"/>
+              <w:overflowPunct w:val="true"/>
               <w:bidi w:val="0"/>
               <w:spacing w:lineRule="auto" w:line="259" w:before="0" w:after="200"/>
               <w:ind w:hanging="0" w:left="0" w:right="0"/>
@@ -477,7 +459,7 @@
               <w:pStyle w:val="Normal"/>
               <w:widowControl/>
               <w:suppressAutoHyphens w:val="true"/>
-              <w:overflowPunct w:val="false"/>
+              <w:overflowPunct w:val="true"/>
               <w:bidi w:val="0"/>
               <w:spacing w:lineRule="auto" w:line="259" w:before="0" w:after="200"/>
               <w:ind w:hanging="0" w:left="0" w:right="0"/>
@@ -503,7 +485,7 @@
               <w:pStyle w:val="Normal"/>
               <w:widowControl/>
               <w:suppressAutoHyphens w:val="true"/>
-              <w:overflowPunct w:val="false"/>
+              <w:overflowPunct w:val="true"/>
               <w:bidi w:val="0"/>
               <w:spacing w:lineRule="auto" w:line="259" w:before="0" w:after="200"/>
               <w:ind w:hanging="0" w:left="0" w:right="0"/>
@@ -543,7 +525,7 @@
               <w:pStyle w:val="Normal"/>
               <w:widowControl/>
               <w:suppressAutoHyphens w:val="true"/>
-              <w:overflowPunct w:val="false"/>
+              <w:overflowPunct w:val="true"/>
               <w:bidi w:val="0"/>
               <w:spacing w:lineRule="auto" w:line="259" w:before="0" w:after="200"/>
               <w:ind w:hanging="0" w:left="0" w:right="0"/>
@@ -568,7 +550,7 @@
               <w:pStyle w:val="Normal"/>
               <w:widowControl/>
               <w:suppressAutoHyphens w:val="true"/>
-              <w:overflowPunct w:val="false"/>
+              <w:overflowPunct w:val="true"/>
               <w:bidi w:val="0"/>
               <w:spacing w:lineRule="auto" w:line="259" w:before="0" w:after="200"/>
               <w:ind w:hanging="0" w:left="0" w:right="0"/>
@@ -599,7 +581,7 @@
               <w:pStyle w:val="Normal"/>
               <w:widowControl/>
               <w:suppressAutoHyphens w:val="true"/>
-              <w:overflowPunct w:val="false"/>
+              <w:overflowPunct w:val="true"/>
               <w:bidi w:val="0"/>
               <w:spacing w:lineRule="auto" w:line="259" w:before="0" w:after="200"/>
               <w:ind w:hanging="0" w:left="0" w:right="0"/>
@@ -624,7 +606,7 @@
               <w:pStyle w:val="Normal"/>
               <w:widowControl/>
               <w:suppressAutoHyphens w:val="true"/>
-              <w:overflowPunct w:val="false"/>
+              <w:overflowPunct w:val="true"/>
               <w:bidi w:val="0"/>
               <w:spacing w:lineRule="auto" w:line="259" w:before="0" w:after="200"/>
               <w:ind w:hanging="0" w:left="0" w:right="0"/>
@@ -661,7 +643,7 @@
               <w:pStyle w:val="Normal"/>
               <w:widowControl/>
               <w:suppressAutoHyphens w:val="true"/>
-              <w:overflowPunct w:val="false"/>
+              <w:overflowPunct w:val="true"/>
               <w:bidi w:val="0"/>
               <w:spacing w:lineRule="auto" w:line="259" w:before="0" w:after="200"/>
               <w:ind w:hanging="0" w:left="0" w:right="0"/>
@@ -688,7 +670,7 @@
               <w:pStyle w:val="Normal"/>
               <w:widowControl/>
               <w:suppressAutoHyphens w:val="true"/>
-              <w:overflowPunct w:val="false"/>
+              <w:overflowPunct w:val="true"/>
               <w:bidi w:val="0"/>
               <w:spacing w:lineRule="auto" w:line="259" w:before="0" w:after="200"/>
               <w:ind w:hanging="0" w:left="0" w:right="0"/>
@@ -728,7 +710,7 @@
               <w:pStyle w:val="Normal"/>
               <w:widowControl/>
               <w:suppressAutoHyphens w:val="true"/>
-              <w:overflowPunct w:val="false"/>
+              <w:overflowPunct w:val="true"/>
               <w:bidi w:val="0"/>
               <w:spacing w:lineRule="auto" w:line="259" w:before="0" w:after="200"/>
               <w:ind w:hanging="0" w:left="0" w:right="0"/>
@@ -753,7 +735,7 @@
               <w:pStyle w:val="Normal"/>
               <w:widowControl/>
               <w:suppressAutoHyphens w:val="true"/>
-              <w:overflowPunct w:val="false"/>
+              <w:overflowPunct w:val="true"/>
               <w:bidi w:val="0"/>
               <w:spacing w:lineRule="auto" w:line="259" w:before="0" w:after="200"/>
               <w:ind w:hanging="0" w:left="0" w:right="0"/>
@@ -778,7 +760,7 @@
               <w:pStyle w:val="Normal"/>
               <w:widowControl/>
               <w:suppressAutoHyphens w:val="true"/>
-              <w:overflowPunct w:val="false"/>
+              <w:overflowPunct w:val="true"/>
               <w:bidi w:val="0"/>
               <w:spacing w:lineRule="auto" w:line="259" w:before="0" w:after="200"/>
               <w:ind w:hanging="0" w:left="0" w:right="0"/>
@@ -851,7 +833,7 @@
             <w:pStyle w:val="Normal"/>
             <w:widowControl/>
             <w:suppressAutoHyphens w:val="true"/>
-            <w:overflowPunct w:val="false"/>
+            <w:overflowPunct w:val="true"/>
             <w:bidi w:val="0"/>
             <w:spacing w:lineRule="auto" w:line="259"/>
             <w:ind w:hanging="0" w:left="0" w:right="0"/>
@@ -872,7 +854,7 @@
             <w:pStyle w:val="Normal"/>
             <w:widowControl/>
             <w:suppressAutoHyphens w:val="true"/>
-            <w:overflowPunct w:val="false"/>
+            <w:overflowPunct w:val="true"/>
             <w:bidi w:val="0"/>
             <w:spacing w:lineRule="auto" w:line="259"/>
             <w:ind w:hanging="0" w:left="0" w:right="0"/>
@@ -902,7 +884,7 @@
               <w:tab w:val="right" w:pos="9345" w:leader="dot"/>
             </w:tabs>
             <w:suppressAutoHyphens w:val="true"/>
-            <w:overflowPunct w:val="false"/>
+            <w:overflowPunct w:val="true"/>
             <w:bidi w:val="0"/>
             <w:spacing w:lineRule="auto" w:line="259"/>
             <w:ind w:hanging="0" w:left="0" w:right="0"/>
@@ -972,7 +954,7 @@
               <w:tab w:val="right" w:pos="9345" w:leader="dot"/>
             </w:tabs>
             <w:suppressAutoHyphens w:val="true"/>
-            <w:overflowPunct w:val="false"/>
+            <w:overflowPunct w:val="true"/>
             <w:bidi w:val="0"/>
             <w:spacing w:lineRule="auto" w:line="259"/>
             <w:ind w:hanging="0" w:left="0" w:right="0"/>
@@ -1019,7 +1001,7 @@
               <w:tab w:val="right" w:pos="9345" w:leader="dot"/>
             </w:tabs>
             <w:suppressAutoHyphens w:val="true"/>
-            <w:overflowPunct w:val="false"/>
+            <w:overflowPunct w:val="true"/>
             <w:bidi w:val="0"/>
             <w:spacing w:lineRule="auto" w:line="259"/>
             <w:ind w:hanging="0" w:left="0" w:right="0"/>
@@ -1054,16 +1036,7 @@
               <w:sz w:val="28"/>
               <w:szCs w:val="28"/>
             </w:rPr>
-            <w:t>1</w:t>
-          </w:r>
-          <w:r>
-            <w:rPr>
-              <w:rFonts w:ascii="Times New Roman" w:hAnsi="Times New Roman"/>
-              <w:vanish w:val="false"/>
-              <w:sz w:val="28"/>
-              <w:szCs w:val="28"/>
-            </w:rPr>
-            <w:t>3</w:t>
+            <w:t>13</w:t>
           </w:r>
         </w:p>
         <w:p>
@@ -1075,7 +1048,7 @@
               <w:tab w:val="right" w:pos="9345" w:leader="dot"/>
             </w:tabs>
             <w:suppressAutoHyphens w:val="true"/>
-            <w:overflowPunct w:val="false"/>
+            <w:overflowPunct w:val="true"/>
             <w:bidi w:val="0"/>
             <w:spacing w:lineRule="auto" w:line="259"/>
             <w:ind w:hanging="0" w:left="0" w:right="0"/>
@@ -1111,7 +1084,7 @@
         <w:pStyle w:val="Normal"/>
         <w:widowControl/>
         <w:suppressAutoHyphens w:val="true"/>
-        <w:overflowPunct w:val="false"/>
+        <w:overflowPunct w:val="true"/>
         <w:bidi w:val="0"/>
         <w:spacing w:lineRule="auto" w:line="259" w:before="0" w:after="160"/>
         <w:ind w:hanging="0" w:left="0" w:right="0"/>
@@ -1136,7 +1109,7 @@
         <w:pStyle w:val="Heading1"/>
         <w:widowControl/>
         <w:suppressAutoHyphens w:val="true"/>
-        <w:overflowPunct w:val="false"/>
+        <w:overflowPunct w:val="true"/>
         <w:bidi w:val="0"/>
         <w:spacing w:lineRule="auto" w:line="259" w:before="0" w:after="144"/>
         <w:ind w:hanging="0" w:left="0" w:right="0"/>
@@ -1273,7 +1246,7 @@
         <w:pStyle w:val="Normal"/>
         <w:widowControl/>
         <w:suppressAutoHyphens w:val="true"/>
-        <w:overflowPunct w:val="false"/>
+        <w:overflowPunct w:val="true"/>
         <w:bidi w:val="0"/>
         <w:spacing w:lineRule="auto" w:line="259" w:before="0" w:after="0"/>
         <w:ind w:firstLine="850" w:left="-720" w:right="0"/>
@@ -1297,7 +1270,7 @@
         <w:pStyle w:val="Normal"/>
         <w:widowControl/>
         <w:suppressAutoHyphens w:val="true"/>
-        <w:overflowPunct w:val="false"/>
+        <w:overflowPunct w:val="true"/>
         <w:bidi w:val="0"/>
         <w:spacing w:lineRule="auto" w:line="259" w:before="0" w:after="0"/>
         <w:ind w:firstLine="850" w:left="0" w:right="0"/>
@@ -1316,123 +1289,38 @@
           <w:sz w:val="28"/>
           <w:szCs w:val="28"/>
         </w:rPr>
-        <w:t xml:space="preserve">Задание </w:t>
+        <w:t>Задание 1:</w:t>
       </w:r>
       <w:r>
         <w:rPr>
           <w:rFonts w:cs="Times New Roman" w:ascii="Times New Roman" w:hAnsi="Times New Roman"/>
+          <w:color w:val="000000"/>
+          <w:sz w:val="28"/>
+          <w:szCs w:val="28"/>
+        </w:rPr>
+        <w:t xml:space="preserve"> Я реализовал структуры стек (Рисунок 1) в stack.cpp, очередь (Рисунок 2) в queue.cpp, массив (Рисунок 3) в array.cpp, двусвязный список (Рисунок 4) в DoubleLinkedList.cpp, односвязный список (Рисунок 5) в ForwardLinkedList.cpp и АВЛ дерево (Рисунок 6) в AVL_Tree.cpp. Потом реализовал интерфейс для взаимодействия со структурами (Рисунок 7). Также реализовал парсинг команды из консоли (Рисунок 8). Также сделал взаимодействие с файлом (Рисунок 9). Все действия со структурами записываются в файл, еще их можно оттуда прочесть при их наличии. Взаимодействие с программой происходит с помощью такой команды «./structures --file file.data.txt --querry '[cmd] [structName] [value] [index]» для C++ и Go</w:t>
+      </w:r>
+    </w:p>
+    <w:p>
+      <w:pPr>
+        <w:pStyle w:val="Normal"/>
+        <w:widowControl/>
+        <w:suppressAutoHyphens w:val="true"/>
+        <w:overflowPunct w:val="true"/>
+        <w:bidi w:val="0"/>
+        <w:spacing w:lineRule="auto" w:line="259" w:before="0" w:after="0"/>
+        <w:ind w:firstLine="850" w:left="0" w:right="0"/>
+        <w:jc w:val="left"/>
+        <w:rPr>
           <w:b/>
           <w:bCs/>
-          <w:color w:val="000000"/>
-          <w:sz w:val="28"/>
-          <w:szCs w:val="28"/>
-        </w:rPr>
-        <w:t>1:</w:t>
-      </w:r>
-      <w:r>
-        <w:rPr>
-          <w:rFonts w:cs="Times New Roman" w:ascii="Times New Roman" w:hAnsi="Times New Roman"/>
-          <w:color w:val="000000"/>
-          <w:sz w:val="28"/>
-          <w:szCs w:val="28"/>
-        </w:rPr>
-        <w:t xml:space="preserve"> </w:t>
-      </w:r>
-      <w:r>
-        <w:rPr>
-          <w:rFonts w:cs="Times New Roman" w:ascii="Times New Roman" w:hAnsi="Times New Roman"/>
-          <w:color w:val="000000"/>
-          <w:sz w:val="28"/>
-          <w:szCs w:val="28"/>
-        </w:rPr>
-        <w:t>Я реализовал структуры стек (Рисунок 1) в stack.cpp, очередь (Рисунок 2) в queue.cpp, массив (Рисунок 3) в array.cpp, двусвязный список (Рисунок 4) в DoubleLinkedList.cpp, односвязный список (Рисунок 5) в ForwardLinkedList.cpp и АВЛ дерево (Рисунок 6) в AVL_Tree.cpp. Потом реализовал интерфейс для взаимодействия со структурами (Рисунок 7). Также реализовал парсинг команды из консоли (Рисунок 8). Также сделал взаимодействие с файлом (Рисунок 9). Все действия со структурами записываются в файл, еще их можно оттуда прочесть при их наличии. Взаимодействие с программой происходит с помощью такой команды «./structures --file file.data.txt --querry '</w:t>
-      </w:r>
-      <w:r>
-        <w:rPr>
-          <w:rFonts w:cs="Times New Roman" w:ascii="Times New Roman" w:hAnsi="Times New Roman"/>
-          <w:color w:val="000000"/>
-          <w:sz w:val="28"/>
-          <w:szCs w:val="28"/>
-        </w:rPr>
-        <w:t>[cmd]</w:t>
-      </w:r>
-      <w:r>
-        <w:rPr>
-          <w:rFonts w:cs="Times New Roman" w:ascii="Times New Roman" w:hAnsi="Times New Roman"/>
-          <w:color w:val="000000"/>
-          <w:sz w:val="28"/>
-          <w:szCs w:val="28"/>
-        </w:rPr>
-        <w:t xml:space="preserve"> </w:t>
-      </w:r>
-      <w:r>
-        <w:rPr>
-          <w:rFonts w:cs="Times New Roman" w:ascii="Times New Roman" w:hAnsi="Times New Roman"/>
-          <w:color w:val="000000"/>
-          <w:sz w:val="28"/>
-          <w:szCs w:val="28"/>
-        </w:rPr>
-        <w:t>[structName]</w:t>
-      </w:r>
-      <w:r>
-        <w:rPr>
-          <w:rFonts w:cs="Times New Roman" w:ascii="Times New Roman" w:hAnsi="Times New Roman"/>
-          <w:color w:val="000000"/>
-          <w:sz w:val="28"/>
-          <w:szCs w:val="28"/>
-        </w:rPr>
-        <w:t xml:space="preserve"> </w:t>
-      </w:r>
-      <w:r>
-        <w:rPr>
-          <w:rFonts w:cs="Times New Roman" w:ascii="Times New Roman" w:hAnsi="Times New Roman"/>
-          <w:color w:val="000000"/>
-          <w:sz w:val="28"/>
-          <w:szCs w:val="28"/>
-        </w:rPr>
-        <w:t>[value] [index]</w:t>
-      </w:r>
-      <w:r>
-        <w:rPr>
-          <w:rFonts w:cs="Times New Roman" w:ascii="Times New Roman" w:hAnsi="Times New Roman"/>
-          <w:color w:val="000000"/>
-          <w:sz w:val="28"/>
-          <w:szCs w:val="28"/>
-        </w:rPr>
-        <w:t xml:space="preserve">» для C++ </w:t>
-      </w:r>
-      <w:r>
-        <w:rPr>
-          <w:rFonts w:cs="Times New Roman" w:ascii="Times New Roman" w:hAnsi="Times New Roman"/>
-          <w:color w:val="000000"/>
-          <w:sz w:val="28"/>
-          <w:szCs w:val="28"/>
-        </w:rPr>
-        <w:t>и Go</w:t>
-      </w:r>
-    </w:p>
-    <w:p>
-      <w:pPr>
-        <w:pStyle w:val="Normal"/>
-        <w:widowControl/>
-        <w:suppressAutoHyphens w:val="true"/>
-        <w:overflowPunct w:val="false"/>
-        <w:bidi w:val="0"/>
-        <w:spacing w:lineRule="auto" w:line="259" w:before="0" w:after="0"/>
-        <w:ind w:firstLine="850" w:left="0" w:right="0"/>
-        <w:jc w:val="left"/>
+        </w:rPr>
+      </w:pPr>
+      <w:r>
         <w:rPr>
           <w:b/>
           <w:bCs/>
         </w:rPr>
-      </w:pPr>
-      <w:r>
-        <w:rPr>
-          <w:rFonts w:cs="Times New Roman" w:ascii="Times New Roman" w:hAnsi="Times New Roman"/>
-          <w:color w:val="000000"/>
-          <w:sz w:val="28"/>
-          <w:szCs w:val="28"/>
-        </w:rPr>
       </w:r>
     </w:p>
     <w:p>
@@ -1440,7 +1328,7 @@
         <w:pStyle w:val="Normal"/>
         <w:widowControl/>
         <w:suppressAutoHyphens w:val="true"/>
-        <w:overflowPunct w:val="false"/>
+        <w:overflowPunct w:val="true"/>
         <w:bidi w:val="0"/>
         <w:spacing w:lineRule="auto" w:line="259" w:before="0" w:after="0"/>
         <w:ind w:firstLine="850" w:left="0" w:right="0"/>
@@ -1512,7 +1400,7 @@
         <w:pStyle w:val="Normal"/>
         <w:widowControl/>
         <w:suppressAutoHyphens w:val="true"/>
-        <w:overflowPunct w:val="false"/>
+        <w:overflowPunct w:val="true"/>
         <w:bidi w:val="0"/>
         <w:spacing w:lineRule="auto" w:line="259" w:before="0" w:after="0"/>
         <w:ind w:firstLine="850" w:left="0" w:right="0"/>
@@ -1524,10 +1412,8 @@
       </w:pPr>
       <w:r>
         <w:rPr>
-          <w:rFonts w:cs="Times New Roman" w:ascii="Times New Roman" w:hAnsi="Times New Roman"/>
-          <w:color w:val="000000"/>
-          <w:sz w:val="28"/>
-          <w:szCs w:val="28"/>
+          <w:b/>
+          <w:bCs/>
         </w:rPr>
       </w:r>
     </w:p>
@@ -1536,7 +1422,7 @@
         <w:pStyle w:val="Normal"/>
         <w:widowControl/>
         <w:suppressAutoHyphens w:val="true"/>
-        <w:overflowPunct w:val="false"/>
+        <w:overflowPunct w:val="true"/>
         <w:bidi w:val="0"/>
         <w:spacing w:lineRule="auto" w:line="259" w:before="0" w:after="0"/>
         <w:ind w:firstLine="850" w:left="0" w:right="0"/>
@@ -1611,7 +1497,7 @@
         <w:pStyle w:val="Normal"/>
         <w:widowControl/>
         <w:suppressAutoHyphens w:val="true"/>
-        <w:overflowPunct w:val="false"/>
+        <w:overflowPunct w:val="true"/>
         <w:bidi w:val="0"/>
         <w:spacing w:lineRule="auto" w:line="259" w:before="0" w:after="0"/>
         <w:ind w:firstLine="850" w:left="0" w:right="0"/>
@@ -1637,7 +1523,7 @@
         <w:pStyle w:val="Normal"/>
         <w:widowControl/>
         <w:suppressAutoHyphens w:val="true"/>
-        <w:overflowPunct w:val="false"/>
+        <w:overflowPunct w:val="true"/>
         <w:bidi w:val="0"/>
         <w:spacing w:lineRule="auto" w:line="259" w:before="0" w:after="0"/>
         <w:ind w:firstLine="850" w:left="0" w:right="0"/>
@@ -1709,7 +1595,7 @@
         <w:pStyle w:val="Normal"/>
         <w:widowControl/>
         <w:suppressAutoHyphens w:val="true"/>
-        <w:overflowPunct w:val="false"/>
+        <w:overflowPunct w:val="true"/>
         <w:bidi w:val="0"/>
         <w:spacing w:lineRule="auto" w:line="259" w:before="0" w:after="0"/>
         <w:ind w:firstLine="850" w:left="0" w:right="0"/>
@@ -1721,10 +1607,8 @@
       </w:pPr>
       <w:r>
         <w:rPr>
-          <w:rFonts w:cs="Times New Roman" w:ascii="Times New Roman" w:hAnsi="Times New Roman"/>
-          <w:color w:val="000000"/>
-          <w:sz w:val="28"/>
-          <w:szCs w:val="28"/>
+          <w:b/>
+          <w:bCs/>
         </w:rPr>
       </w:r>
     </w:p>
@@ -1733,7 +1617,7 @@
         <w:pStyle w:val="Normal"/>
         <w:widowControl/>
         <w:suppressAutoHyphens w:val="true"/>
-        <w:overflowPunct w:val="false"/>
+        <w:overflowPunct w:val="true"/>
         <w:bidi w:val="0"/>
         <w:spacing w:lineRule="auto" w:line="259" w:before="0" w:after="0"/>
         <w:ind w:firstLine="850" w:left="0" w:right="0"/>
@@ -1805,7 +1689,7 @@
         <w:pStyle w:val="Normal"/>
         <w:widowControl/>
         <w:suppressAutoHyphens w:val="true"/>
-        <w:overflowPunct w:val="false"/>
+        <w:overflowPunct w:val="true"/>
         <w:bidi w:val="0"/>
         <w:spacing w:lineRule="auto" w:line="259" w:before="0" w:after="0"/>
         <w:ind w:firstLine="850" w:left="0" w:right="0"/>
@@ -1877,7 +1761,7 @@
         <w:pStyle w:val="Normal"/>
         <w:widowControl/>
         <w:suppressAutoHyphens w:val="true"/>
-        <w:overflowPunct w:val="false"/>
+        <w:overflowPunct w:val="true"/>
         <w:bidi w:val="0"/>
         <w:spacing w:lineRule="auto" w:line="259" w:before="0" w:after="0"/>
         <w:ind w:firstLine="850" w:left="0" w:right="0"/>
@@ -1889,10 +1773,8 @@
       </w:pPr>
       <w:r>
         <w:rPr>
-          <w:rFonts w:cs="Times New Roman" w:ascii="Times New Roman" w:hAnsi="Times New Roman"/>
-          <w:color w:val="000000"/>
-          <w:sz w:val="28"/>
-          <w:szCs w:val="28"/>
+          <w:b/>
+          <w:bCs/>
         </w:rPr>
       </w:r>
     </w:p>
@@ -1901,7 +1783,7 @@
         <w:pStyle w:val="Normal"/>
         <w:widowControl/>
         <w:suppressAutoHyphens w:val="true"/>
-        <w:overflowPunct w:val="false"/>
+        <w:overflowPunct w:val="true"/>
         <w:bidi w:val="0"/>
         <w:spacing w:lineRule="auto" w:line="259" w:before="0" w:after="0"/>
         <w:ind w:firstLine="850" w:left="0" w:right="0"/>
@@ -1973,7 +1855,7 @@
         <w:pStyle w:val="Normal"/>
         <w:widowControl/>
         <w:suppressAutoHyphens w:val="true"/>
-        <w:overflowPunct w:val="false"/>
+        <w:overflowPunct w:val="true"/>
         <w:bidi w:val="0"/>
         <w:spacing w:lineRule="auto" w:line="259" w:before="0" w:after="0"/>
         <w:ind w:firstLine="850" w:left="0" w:right="0"/>
@@ -1996,18 +1878,35 @@
           <w:sz w:val="28"/>
           <w:szCs w:val="28"/>
         </w:rPr>
-        <w:t xml:space="preserve">Задание </w:t>
-      </w:r>
-      <w:r>
-        <w:rPr>
-          <w:rFonts w:cs="Times New Roman" w:ascii="Times New Roman" w:hAnsi="Times New Roman"/>
+        <w:t>Задание 2:</w:t>
+      </w:r>
+    </w:p>
+    <w:p>
+      <w:pPr>
+        <w:pStyle w:val="Normal"/>
+        <w:widowControl/>
+        <w:suppressAutoHyphens w:val="true"/>
+        <w:overflowPunct w:val="true"/>
+        <w:bidi w:val="0"/>
+        <w:spacing w:lineRule="auto" w:line="259" w:before="0" w:after="0"/>
+        <w:ind w:firstLine="850" w:left="0" w:right="0"/>
+        <w:jc w:val="left"/>
+        <w:rPr>
           <w:b/>
           <w:bCs/>
-          <w:color w:val="000000"/>
-          <w:sz w:val="28"/>
-          <w:szCs w:val="28"/>
-        </w:rPr>
-        <w:t>2:</w:t>
+        </w:rPr>
+      </w:pPr>
+      <w:r>
+        <w:rPr>
+          <w:rFonts w:cs="Times New Roman" w:ascii="Times New Roman" w:hAnsi="Times New Roman"/>
+          <w:color w:val="000000"/>
+          <w:sz w:val="28"/>
+          <w:szCs w:val="28"/>
+        </w:rPr>
+        <w:t>Реализовал интерфейс работы со всеми этими структурами (Рисунок 7). Также реализовал работу с файлом (Рисунок 8). Все изменения сохраняются в файле.</w:t>
+      </w:r>
+      <w:r>
+        <w:br w:type="page"/>
       </w:r>
     </w:p>
     <w:p>
@@ -2015,53 +1914,7 @@
         <w:pStyle w:val="Normal"/>
         <w:widowControl/>
         <w:suppressAutoHyphens w:val="true"/>
-        <w:overflowPunct w:val="false"/>
-        <w:bidi w:val="0"/>
-        <w:spacing w:lineRule="auto" w:line="259" w:before="0" w:after="0"/>
-        <w:ind w:firstLine="850" w:left="0" w:right="0"/>
-        <w:jc w:val="left"/>
-        <w:rPr>
-          <w:b/>
-          <w:bCs/>
-        </w:rPr>
-      </w:pPr>
-      <w:r>
-        <w:rPr>
-          <w:rFonts w:cs="Times New Roman" w:ascii="Times New Roman" w:hAnsi="Times New Roman"/>
-          <w:color w:val="000000"/>
-          <w:sz w:val="28"/>
-          <w:szCs w:val="28"/>
-        </w:rPr>
-        <w:t xml:space="preserve">Реализовал интерфейс работы со всеми этими структурами </w:t>
-      </w:r>
-      <w:r>
-        <w:rPr>
-          <w:rFonts w:cs="Times New Roman" w:ascii="Times New Roman" w:hAnsi="Times New Roman"/>
-          <w:color w:val="000000"/>
-          <w:sz w:val="28"/>
-          <w:szCs w:val="28"/>
-        </w:rPr>
-        <w:t xml:space="preserve">(Рисунок 7). </w:t>
-      </w:r>
-      <w:r>
-        <w:rPr>
-          <w:rFonts w:cs="Times New Roman" w:ascii="Times New Roman" w:hAnsi="Times New Roman"/>
-          <w:color w:val="000000"/>
-          <w:sz w:val="28"/>
-          <w:szCs w:val="28"/>
-        </w:rPr>
-        <w:t>Также реализовал работу с файлом (Рисунок 8). Все изменения сохраняются в файле.</w:t>
-      </w:r>
-      <w:r>
-        <w:br w:type="page"/>
-      </w:r>
-    </w:p>
-    <w:p>
-      <w:pPr>
-        <w:pStyle w:val="Normal"/>
-        <w:widowControl/>
-        <w:suppressAutoHyphens w:val="true"/>
-        <w:overflowPunct w:val="false"/>
+        <w:overflowPunct w:val="true"/>
         <w:bidi w:val="0"/>
         <w:spacing w:lineRule="auto" w:line="259" w:before="0" w:after="0"/>
         <w:ind w:firstLine="850" w:left="0" w:right="0"/>
@@ -2135,7 +1988,7 @@
         <w:pStyle w:val="Normal"/>
         <w:widowControl/>
         <w:suppressAutoHyphens w:val="true"/>
-        <w:overflowPunct w:val="false"/>
+        <w:overflowPunct w:val="true"/>
         <w:bidi w:val="0"/>
         <w:spacing w:lineRule="auto" w:line="259" w:before="0" w:after="0"/>
         <w:ind w:firstLine="850" w:left="0" w:right="0"/>
@@ -2164,7 +2017,7 @@
         <w:pStyle w:val="Normal"/>
         <w:widowControl/>
         <w:suppressAutoHyphens w:val="true"/>
-        <w:overflowPunct w:val="false"/>
+        <w:overflowPunct w:val="true"/>
         <w:bidi w:val="0"/>
         <w:spacing w:lineRule="auto" w:line="259" w:before="0" w:after="0"/>
         <w:ind w:firstLine="850" w:left="0" w:right="0"/>
@@ -2238,7 +2091,7 @@
         <w:pStyle w:val="Normal"/>
         <w:widowControl/>
         <w:suppressAutoHyphens w:val="true"/>
-        <w:overflowPunct w:val="false"/>
+        <w:overflowPunct w:val="true"/>
         <w:bidi w:val="0"/>
         <w:spacing w:lineRule="auto" w:line="259" w:before="0" w:after="0"/>
         <w:ind w:firstLine="850" w:left="0" w:right="0"/>
@@ -2265,6 +2118,7 @@
     <w:p>
       <w:pPr>
         <w:pStyle w:val="BodyText"/>
+        <w:spacing w:before="0" w:after="120"/>
         <w:rPr>
           <w:b/>
           <w:bCs/>
@@ -2295,7 +2149,7 @@
         <w:gridCol w:w="2338"/>
         <w:gridCol w:w="2339"/>
         <w:gridCol w:w="2339"/>
-        <w:gridCol w:w="2339"/>
+        <w:gridCol w:w="2338"/>
       </w:tblGrid>
       <w:tr>
         <w:trPr/>
@@ -2364,13 +2218,13 @@
             </w:pPr>
             <w:r>
               <w:rPr/>
-              <w:t xml:space="preserve">Удаление </w:t>
+              <w:t>Удаление</w:t>
             </w:r>
           </w:p>
         </w:tc>
         <w:tc>
           <w:tcPr>
-            <w:tcW w:w="2339" w:type="dxa"/>
+            <w:tcW w:w="2338" w:type="dxa"/>
             <w:tcBorders>
               <w:top w:val="single" w:sz="4" w:space="0" w:color="000000"/>
               <w:left w:val="single" w:sz="4" w:space="0" w:color="000000"/>
@@ -2432,19 +2286,7 @@
             </w:pPr>
             <w:r>
               <w:rPr/>
-              <w:t xml:space="preserve">В начало: </w:t>
-            </w:r>
-            <w:r>
-              <w:rPr/>
-              <w:t>O(</w:t>
-            </w:r>
-            <w:r>
-              <w:rPr/>
-              <w:t>n</w:t>
-            </w:r>
-            <w:r>
-              <w:rPr/>
-              <w:t>)</w:t>
+              <w:t>В начало: O(n)</w:t>
             </w:r>
           </w:p>
           <w:p>
@@ -2465,15 +2307,7 @@
             </w:pPr>
             <w:r>
               <w:rPr/>
-              <w:t>В серед</w:t>
-            </w:r>
-            <w:r>
-              <w:rPr/>
-              <w:t>ины</w:t>
-            </w:r>
-            <w:r>
-              <w:rPr/>
-              <w:t xml:space="preserve"> O(n)</w:t>
+              <w:t>В середины O(n)</w:t>
             </w:r>
           </w:p>
         </w:tc>
@@ -2519,7 +2353,7 @@
         </w:tc>
         <w:tc>
           <w:tcPr>
-            <w:tcW w:w="2339" w:type="dxa"/>
+            <w:tcW w:w="2338" w:type="dxa"/>
             <w:tcBorders>
               <w:left w:val="single" w:sz="4" w:space="0" w:color="000000"/>
               <w:bottom w:val="single" w:sz="4" w:space="0" w:color="000000"/>
@@ -2598,19 +2432,7 @@
             </w:pPr>
             <w:r>
               <w:rPr/>
-              <w:t xml:space="preserve">В начало: </w:t>
-            </w:r>
-            <w:r>
-              <w:rPr/>
-              <w:t>O(</w:t>
-            </w:r>
-            <w:r>
-              <w:rPr/>
-              <w:t>1</w:t>
-            </w:r>
-            <w:r>
-              <w:rPr/>
-              <w:t>)</w:t>
+              <w:t>В начало: O(1)</w:t>
             </w:r>
           </w:p>
           <w:p>
@@ -2631,15 +2453,7 @@
             </w:pPr>
             <w:r>
               <w:rPr/>
-              <w:t>В серед</w:t>
-            </w:r>
-            <w:r>
-              <w:rPr/>
-              <w:t>ины</w:t>
-            </w:r>
-            <w:r>
-              <w:rPr/>
-              <w:t>: O(n)</w:t>
+              <w:t>В середины: O(n)</w:t>
             </w:r>
           </w:p>
         </w:tc>
@@ -2685,7 +2499,7 @@
         </w:tc>
         <w:tc>
           <w:tcPr>
-            <w:tcW w:w="2339" w:type="dxa"/>
+            <w:tcW w:w="2338" w:type="dxa"/>
             <w:tcBorders>
               <w:left w:val="single" w:sz="4" w:space="0" w:color="000000"/>
               <w:bottom w:val="single" w:sz="4" w:space="0" w:color="000000"/>
@@ -2764,19 +2578,7 @@
             </w:pPr>
             <w:r>
               <w:rPr/>
-              <w:t xml:space="preserve">В начало: </w:t>
-            </w:r>
-            <w:r>
-              <w:rPr/>
-              <w:t>O(</w:t>
-            </w:r>
-            <w:r>
-              <w:rPr/>
-              <w:t>1</w:t>
-            </w:r>
-            <w:r>
-              <w:rPr/>
-              <w:t>)</w:t>
+              <w:t>В начало: O(1)</w:t>
             </w:r>
           </w:p>
           <w:p>
@@ -2797,23 +2599,7 @@
             </w:pPr>
             <w:r>
               <w:rPr/>
-              <w:t>В серед</w:t>
-            </w:r>
-            <w:r>
-              <w:rPr/>
-              <w:t>и</w:t>
-            </w:r>
-            <w:r>
-              <w:rPr/>
-              <w:t>н</w:t>
-            </w:r>
-            <w:r>
-              <w:rPr/>
-              <w:t>ы</w:t>
-            </w:r>
-            <w:r>
-              <w:rPr/>
-              <w:t xml:space="preserve"> O(n)</w:t>
+              <w:t>В середины O(n)</w:t>
             </w:r>
           </w:p>
         </w:tc>
@@ -2859,7 +2645,7 @@
         </w:tc>
         <w:tc>
           <w:tcPr>
-            <w:tcW w:w="2339" w:type="dxa"/>
+            <w:tcW w:w="2338" w:type="dxa"/>
             <w:tcBorders>
               <w:left w:val="single" w:sz="4" w:space="0" w:color="000000"/>
               <w:bottom w:val="single" w:sz="4" w:space="0" w:color="000000"/>
@@ -2965,7 +2751,7 @@
         </w:tc>
         <w:tc>
           <w:tcPr>
-            <w:tcW w:w="2339" w:type="dxa"/>
+            <w:tcW w:w="2338" w:type="dxa"/>
             <w:tcBorders>
               <w:left w:val="single" w:sz="4" w:space="0" w:color="000000"/>
               <w:bottom w:val="single" w:sz="4" w:space="0" w:color="000000"/>
@@ -2979,19 +2765,7 @@
             </w:pPr>
             <w:r>
               <w:rPr/>
-              <w:t xml:space="preserve">Из конца: </w:t>
-            </w:r>
-            <w:r>
-              <w:rPr/>
-              <w:t>O(</w:t>
-            </w:r>
-            <w:r>
-              <w:rPr/>
-              <w:t>1</w:t>
-            </w:r>
-            <w:r>
-              <w:rPr/>
-              <w:t>)</w:t>
+              <w:t>Из конца: O(1)</w:t>
             </w:r>
           </w:p>
           <w:p>
@@ -3073,7 +2847,7 @@
         </w:tc>
         <w:tc>
           <w:tcPr>
-            <w:tcW w:w="2339" w:type="dxa"/>
+            <w:tcW w:w="2338" w:type="dxa"/>
             <w:tcBorders>
               <w:left w:val="single" w:sz="4" w:space="0" w:color="000000"/>
               <w:bottom w:val="single" w:sz="4" w:space="0" w:color="000000"/>
@@ -3159,7 +2933,7 @@
         </w:tc>
         <w:tc>
           <w:tcPr>
-            <w:tcW w:w="2339" w:type="dxa"/>
+            <w:tcW w:w="2338" w:type="dxa"/>
             <w:tcBorders>
               <w:left w:val="single" w:sz="4" w:space="0" w:color="000000"/>
               <w:bottom w:val="single" w:sz="4" w:space="0" w:color="000000"/>
@@ -3185,7 +2959,7 @@
         <w:pStyle w:val="Normal"/>
         <w:widowControl/>
         <w:suppressAutoHyphens w:val="true"/>
-        <w:overflowPunct w:val="false"/>
+        <w:overflowPunct w:val="true"/>
         <w:bidi w:val="0"/>
         <w:spacing w:lineRule="auto" w:line="259" w:before="0" w:after="0"/>
         <w:ind w:firstLine="850" w:left="0" w:right="0"/>
@@ -3212,7 +2986,7 @@
         <w:pStyle w:val="Normal"/>
         <w:widowControl/>
         <w:suppressAutoHyphens w:val="true"/>
-        <w:overflowPunct w:val="false"/>
+        <w:overflowPunct w:val="true"/>
         <w:bidi w:val="0"/>
         <w:spacing w:lineRule="auto" w:line="259" w:before="0" w:after="0"/>
         <w:ind w:firstLine="850" w:left="0" w:right="0"/>
@@ -3243,7 +3017,7 @@
         <w:pStyle w:val="BodyText"/>
         <w:widowControl/>
         <w:suppressAutoHyphens w:val="true"/>
-        <w:overflowPunct w:val="false"/>
+        <w:overflowPunct w:val="true"/>
         <w:bidi w:val="0"/>
         <w:spacing w:lineRule="auto" w:line="259" w:before="0" w:after="0"/>
         <w:ind w:firstLine="850" w:left="0" w:right="0"/>
@@ -3268,7 +3042,7 @@
         <w:pStyle w:val="BodyText"/>
         <w:widowControl/>
         <w:suppressAutoHyphens w:val="true"/>
-        <w:overflowPunct w:val="false"/>
+        <w:overflowPunct w:val="true"/>
         <w:bidi w:val="0"/>
         <w:spacing w:lineRule="auto" w:line="259" w:before="0" w:after="0"/>
         <w:ind w:firstLine="850" w:left="0" w:right="0"/>
@@ -3286,7 +3060,7 @@
           <w:szCs w:val="28"/>
           <w:u w:val="single"/>
         </w:rPr>
-        <w:t>Пре</w:t>
+        <w:t>Преимущества</w:t>
       </w:r>
       <w:r>
         <w:rPr>
@@ -3297,9 +3071,19 @@
           <w:color w:val="000000"/>
           <w:sz w:val="28"/>
           <w:szCs w:val="28"/>
-          <w:u w:val="single"/>
-        </w:rPr>
-        <w:t>имущества</w:t>
+        </w:rPr>
+        <w:t>: мгновенный доступ по индексу за O(1) и</w:t>
+      </w:r>
+      <w:r>
+        <w:rPr>
+          <w:rFonts w:cs="Times New Roman" w:ascii="Times New Roman" w:hAnsi="Times New Roman"/>
+          <w:b w:val="false"/>
+          <w:bCs w:val="false"/>
+          <w:color w:val="000000"/>
+          <w:sz w:val="28"/>
+          <w:szCs w:val="28"/>
+        </w:rPr>
+        <w:t xml:space="preserve"> </w:t>
       </w:r>
       <w:r>
         <w:rPr>
@@ -3311,7 +3095,54 @@
           <w:sz w:val="28"/>
           <w:szCs w:val="28"/>
         </w:rPr>
-        <w:t>: м</w:t>
+        <w:t>компактность в памяти</w:t>
+      </w:r>
+      <w:r>
+        <w:rPr>
+          <w:rFonts w:cs="Times New Roman" w:ascii="Times New Roman" w:hAnsi="Times New Roman"/>
+          <w:b w:val="false"/>
+          <w:bCs w:val="false"/>
+          <w:color w:val="000000"/>
+          <w:sz w:val="28"/>
+          <w:szCs w:val="28"/>
+        </w:rPr>
+        <w:t xml:space="preserve">. </w:t>
+      </w:r>
+    </w:p>
+    <w:p>
+      <w:pPr>
+        <w:pStyle w:val="BodyText"/>
+        <w:widowControl/>
+        <w:suppressAutoHyphens w:val="true"/>
+        <w:overflowPunct w:val="true"/>
+        <w:bidi w:val="0"/>
+        <w:spacing w:lineRule="auto" w:line="259" w:before="0" w:after="0"/>
+        <w:ind w:firstLine="850" w:left="0" w:right="0"/>
+        <w:jc w:val="left"/>
+        <w:rPr/>
+      </w:pPr>
+      <w:r>
+        <w:rPr>
+          <w:rFonts w:cs="Times New Roman" w:ascii="Times New Roman" w:hAnsi="Times New Roman"/>
+          <w:b w:val="false"/>
+          <w:bCs w:val="false"/>
+          <w:color w:val="000000"/>
+          <w:sz w:val="28"/>
+          <w:szCs w:val="28"/>
+          <w:u w:val="single"/>
+        </w:rPr>
+        <w:t>Недостатки</w:t>
+      </w:r>
+      <w:r>
+        <w:rPr>
+          <w:rFonts w:cs="Times New Roman" w:ascii="Times New Roman" w:hAnsi="Times New Roman"/>
+          <w:b w:val="false"/>
+          <w:bCs w:val="false"/>
+          <w:color w:val="000000"/>
+          <w:sz w:val="28"/>
+          <w:szCs w:val="28"/>
+        </w:rPr>
+        <w:t xml:space="preserve">: </w:t>
       </w:r>
       <w:r>
         <w:rPr>
@@ -3323,7 +3154,18 @@
           <w:sz w:val="28"/>
           <w:szCs w:val="28"/>
         </w:rPr>
-        <w:t xml:space="preserve">гновенный доступ по индексу за O(1) </w:t>
+        <w:t>медленная вставка и удаление из середины или начала за O(N)</w:t>
+      </w:r>
+      <w:r>
+        <w:rPr>
+          <w:rFonts w:cs="Times New Roman" w:ascii="Times New Roman" w:hAnsi="Times New Roman"/>
+          <w:b w:val="false"/>
+          <w:bCs w:val="false"/>
+          <w:color w:val="000000"/>
+          <w:sz w:val="28"/>
+          <w:szCs w:val="28"/>
+        </w:rPr>
+        <w:t xml:space="preserve"> из-за необходимости сдвигать все элементы, </w:t>
       </w:r>
       <w:r>
         <w:rPr>
@@ -3335,7 +3177,7 @@
           <w:sz w:val="28"/>
           <w:szCs w:val="28"/>
         </w:rPr>
-        <w:t>и</w:t>
+        <w:t>требование непрерывного участка памяти</w:t>
       </w:r>
       <w:r>
         <w:rPr>
@@ -3346,30 +3188,7 @@
           <w:sz w:val="28"/>
           <w:szCs w:val="28"/>
         </w:rPr>
-        <w:t xml:space="preserve"> </w:t>
-      </w:r>
-      <w:r>
-        <w:rPr>
-          <w:rStyle w:val="Strong"/>
-          <w:rFonts w:cs="Times New Roman" w:ascii="Times New Roman" w:hAnsi="Times New Roman"/>
-          <w:b w:val="false"/>
-          <w:bCs w:val="false"/>
-          <w:color w:val="000000"/>
-          <w:sz w:val="28"/>
-          <w:szCs w:val="28"/>
-        </w:rPr>
-        <w:t>компактность в памяти</w:t>
-      </w:r>
-      <w:r>
-        <w:rPr>
-          <w:rFonts w:cs="Times New Roman" w:ascii="Times New Roman" w:hAnsi="Times New Roman"/>
-          <w:b w:val="false"/>
-          <w:bCs w:val="false"/>
-          <w:color w:val="000000"/>
-          <w:sz w:val="28"/>
-          <w:szCs w:val="28"/>
-        </w:rPr>
-        <w:t xml:space="preserve">. </w:t>
+        <w:t xml:space="preserve"> и дорогое расширение. Поиск по значению в неотсортированном массиве также O(N). </w:t>
       </w:r>
     </w:p>
     <w:p>
@@ -3377,7 +3196,7 @@
         <w:pStyle w:val="BodyText"/>
         <w:widowControl/>
         <w:suppressAutoHyphens w:val="true"/>
-        <w:overflowPunct w:val="false"/>
+        <w:overflowPunct w:val="true"/>
         <w:bidi w:val="0"/>
         <w:spacing w:lineRule="auto" w:line="259" w:before="0" w:after="0"/>
         <w:ind w:firstLine="850" w:left="0" w:right="0"/>
@@ -3392,138 +3211,8 @@
           <w:color w:val="000000"/>
           <w:sz w:val="28"/>
           <w:szCs w:val="28"/>
-          <w:u w:val="single"/>
-        </w:rPr>
-        <w:t>Недостатки</w:t>
-      </w:r>
-      <w:r>
-        <w:rPr>
-          <w:rFonts w:cs="Times New Roman" w:ascii="Times New Roman" w:hAnsi="Times New Roman"/>
-          <w:b w:val="false"/>
-          <w:bCs w:val="false"/>
-          <w:color w:val="000000"/>
-          <w:sz w:val="28"/>
-          <w:szCs w:val="28"/>
-        </w:rPr>
-        <w:t xml:space="preserve">: </w:t>
-      </w:r>
-      <w:r>
-        <w:rPr>
-          <w:rStyle w:val="Strong"/>
-          <w:rFonts w:cs="Times New Roman" w:ascii="Times New Roman" w:hAnsi="Times New Roman"/>
-          <w:b w:val="false"/>
-          <w:bCs w:val="false"/>
-          <w:color w:val="000000"/>
-          <w:sz w:val="28"/>
-          <w:szCs w:val="28"/>
-        </w:rPr>
-        <w:t>медленн</w:t>
-      </w:r>
-      <w:r>
-        <w:rPr>
-          <w:rStyle w:val="Strong"/>
-          <w:rFonts w:cs="Times New Roman" w:ascii="Times New Roman" w:hAnsi="Times New Roman"/>
-          <w:b w:val="false"/>
-          <w:bCs w:val="false"/>
-          <w:color w:val="000000"/>
-          <w:sz w:val="28"/>
-          <w:szCs w:val="28"/>
-        </w:rPr>
-        <w:t>ая</w:t>
-      </w:r>
-      <w:r>
-        <w:rPr>
-          <w:rStyle w:val="Strong"/>
-          <w:rFonts w:cs="Times New Roman" w:ascii="Times New Roman" w:hAnsi="Times New Roman"/>
-          <w:b w:val="false"/>
-          <w:bCs w:val="false"/>
-          <w:color w:val="000000"/>
-          <w:sz w:val="28"/>
-          <w:szCs w:val="28"/>
-        </w:rPr>
-        <w:t xml:space="preserve"> вставка и удаление </w:t>
-      </w:r>
-      <w:r>
-        <w:rPr>
-          <w:rStyle w:val="Strong"/>
-          <w:rFonts w:cs="Times New Roman" w:ascii="Times New Roman" w:hAnsi="Times New Roman"/>
-          <w:b w:val="false"/>
-          <w:bCs w:val="false"/>
-          <w:color w:val="000000"/>
-          <w:sz w:val="28"/>
-          <w:szCs w:val="28"/>
-        </w:rPr>
-        <w:t xml:space="preserve">из середины </w:t>
-      </w:r>
-      <w:r>
-        <w:rPr>
-          <w:rStyle w:val="Strong"/>
-          <w:rFonts w:cs="Times New Roman" w:ascii="Times New Roman" w:hAnsi="Times New Roman"/>
-          <w:b w:val="false"/>
-          <w:bCs w:val="false"/>
-          <w:color w:val="000000"/>
-          <w:sz w:val="28"/>
-          <w:szCs w:val="28"/>
-        </w:rPr>
-        <w:t>или начал</w:t>
-      </w:r>
-      <w:r>
-        <w:rPr>
-          <w:rStyle w:val="Strong"/>
-          <w:rFonts w:cs="Times New Roman" w:ascii="Times New Roman" w:hAnsi="Times New Roman"/>
-          <w:b w:val="false"/>
-          <w:bCs w:val="false"/>
-          <w:color w:val="000000"/>
-          <w:sz w:val="28"/>
-          <w:szCs w:val="28"/>
-        </w:rPr>
-        <w:t>а</w:t>
-      </w:r>
-      <w:r>
-        <w:rPr>
-          <w:rStyle w:val="Strong"/>
-          <w:rFonts w:cs="Times New Roman" w:ascii="Times New Roman" w:hAnsi="Times New Roman"/>
-          <w:b w:val="false"/>
-          <w:bCs w:val="false"/>
-          <w:color w:val="000000"/>
-          <w:sz w:val="28"/>
-          <w:szCs w:val="28"/>
-        </w:rPr>
-        <w:t xml:space="preserve"> за O(N)</w:t>
-      </w:r>
-      <w:r>
-        <w:rPr>
-          <w:rFonts w:cs="Times New Roman" w:ascii="Times New Roman" w:hAnsi="Times New Roman"/>
-          <w:b w:val="false"/>
-          <w:bCs w:val="false"/>
-          <w:color w:val="000000"/>
-          <w:sz w:val="28"/>
-          <w:szCs w:val="28"/>
-        </w:rPr>
-        <w:t xml:space="preserve"> из-за необходимости сдвигать все элементы, </w:t>
-      </w:r>
-      <w:r>
-        <w:rPr>
-          <w:rStyle w:val="Strong"/>
-          <w:rFonts w:cs="Times New Roman" w:ascii="Times New Roman" w:hAnsi="Times New Roman"/>
-          <w:b w:val="false"/>
-          <w:bCs w:val="false"/>
-          <w:color w:val="000000"/>
-          <w:sz w:val="28"/>
-          <w:szCs w:val="28"/>
-        </w:rPr>
-        <w:t>требование непрерывного участка памяти</w:t>
-      </w:r>
-      <w:r>
-        <w:rPr>
-          <w:rFonts w:cs="Times New Roman" w:ascii="Times New Roman" w:hAnsi="Times New Roman"/>
-          <w:b w:val="false"/>
-          <w:bCs w:val="false"/>
-          <w:color w:val="000000"/>
-          <w:sz w:val="28"/>
-          <w:szCs w:val="28"/>
-        </w:rPr>
-        <w:t xml:space="preserve"> и дорогое расширение. Поиск по значению в неотсортированном массиве также O(N). </w:t>
+        </w:rPr>
+        <w:t>Идеально подходит для хранения данных с частым доступом по индексу.</w:t>
       </w:r>
     </w:p>
     <w:p>
@@ -3531,31 +3220,7 @@
         <w:pStyle w:val="BodyText"/>
         <w:widowControl/>
         <w:suppressAutoHyphens w:val="true"/>
-        <w:overflowPunct w:val="false"/>
-        <w:bidi w:val="0"/>
-        <w:spacing w:lineRule="auto" w:line="259" w:before="0" w:after="0"/>
-        <w:ind w:firstLine="850" w:left="0" w:right="0"/>
-        <w:jc w:val="left"/>
-        <w:rPr/>
-      </w:pPr>
-      <w:r>
-        <w:rPr>
-          <w:rFonts w:cs="Times New Roman" w:ascii="Times New Roman" w:hAnsi="Times New Roman"/>
-          <w:b w:val="false"/>
-          <w:bCs w:val="false"/>
-          <w:color w:val="000000"/>
-          <w:sz w:val="28"/>
-          <w:szCs w:val="28"/>
-        </w:rPr>
-        <w:t>Идеально подходит для хранения данных с частым доступом по индексу.</w:t>
-      </w:r>
-    </w:p>
-    <w:p>
-      <w:pPr>
-        <w:pStyle w:val="BodyText"/>
-        <w:widowControl/>
-        <w:suppressAutoHyphens w:val="true"/>
-        <w:overflowPunct w:val="false"/>
+        <w:overflowPunct w:val="true"/>
         <w:bidi w:val="0"/>
         <w:spacing w:lineRule="auto" w:line="259" w:before="0" w:after="0"/>
         <w:ind w:firstLine="850" w:left="0" w:right="0"/>
@@ -3576,7 +3241,7 @@
         <w:pStyle w:val="BodyText"/>
         <w:widowControl/>
         <w:suppressAutoHyphens w:val="true"/>
-        <w:overflowPunct w:val="false"/>
+        <w:overflowPunct w:val="true"/>
         <w:bidi w:val="0"/>
         <w:spacing w:lineRule="auto" w:line="259" w:before="0" w:after="0"/>
         <w:ind w:firstLine="850" w:left="0" w:right="0"/>
@@ -3598,7 +3263,14 @@
           <w:b w:val="false"/>
           <w:bCs w:val="false"/>
         </w:rPr>
-        <w:t>: быстрые</w:t>
+        <w:t>: быстрые операции в начале за O(1),</w:t>
+      </w:r>
+      <w:r>
+        <w:rPr>
+          <w:b w:val="false"/>
+          <w:bCs w:val="false"/>
+        </w:rPr>
+        <w:t xml:space="preserve"> </w:t>
       </w:r>
       <w:r>
         <w:rPr>
@@ -3606,83 +3278,14 @@
           <w:b w:val="false"/>
           <w:bCs w:val="false"/>
         </w:rPr>
-        <w:t xml:space="preserve"> операци</w:t>
-      </w:r>
-      <w:r>
-        <w:rPr>
-          <w:rStyle w:val="Strong"/>
-          <w:b w:val="false"/>
-          <w:bCs w:val="false"/>
-        </w:rPr>
-        <w:t>и</w:t>
-      </w:r>
-      <w:r>
-        <w:rPr>
-          <w:rStyle w:val="Strong"/>
-          <w:b w:val="false"/>
-          <w:bCs w:val="false"/>
-        </w:rPr>
-        <w:t xml:space="preserve"> в начале за O(1)</w:t>
-      </w:r>
-      <w:r>
-        <w:rPr>
-          <w:rStyle w:val="Strong"/>
-          <w:b w:val="false"/>
-          <w:bCs w:val="false"/>
-        </w:rPr>
-        <w:t>,</w:t>
-      </w:r>
-      <w:r>
-        <w:rPr>
-          <w:b w:val="false"/>
-          <w:bCs w:val="false"/>
-        </w:rPr>
-        <w:t xml:space="preserve"> </w:t>
-      </w:r>
-      <w:r>
-        <w:rPr>
-          <w:rStyle w:val="Strong"/>
-          <w:b w:val="false"/>
-          <w:bCs w:val="false"/>
-        </w:rPr>
-        <w:t>динамическ</w:t>
-      </w:r>
-      <w:r>
-        <w:rPr>
-          <w:rStyle w:val="Strong"/>
-          <w:b w:val="false"/>
-          <w:bCs w:val="false"/>
-        </w:rPr>
-        <w:t>ий</w:t>
-      </w:r>
-      <w:r>
-        <w:rPr>
-          <w:rStyle w:val="Strong"/>
-          <w:b w:val="false"/>
-          <w:bCs w:val="false"/>
-        </w:rPr>
-        <w:t xml:space="preserve"> размер</w:t>
-      </w:r>
-      <w:r>
-        <w:rPr>
-          <w:b w:val="false"/>
-          <w:bCs w:val="false"/>
-        </w:rPr>
-        <w:t xml:space="preserve"> и отсутстви</w:t>
-      </w:r>
-      <w:r>
-        <w:rPr>
-          <w:b w:val="false"/>
-          <w:bCs w:val="false"/>
-        </w:rPr>
-        <w:t>е</w:t>
-      </w:r>
-      <w:r>
-        <w:rPr>
-          <w:b w:val="false"/>
-          <w:bCs w:val="false"/>
-        </w:rPr>
-        <w:t xml:space="preserve"> необходимости сдвигать элементы при вставке в середину. </w:t>
+        <w:t>динамический размер</w:t>
+      </w:r>
+      <w:r>
+        <w:rPr>
+          <w:b w:val="false"/>
+          <w:bCs w:val="false"/>
+        </w:rPr>
+        <w:t xml:space="preserve"> и отсутствие необходимости сдвигать элементы при вставке в середину. </w:t>
       </w:r>
     </w:p>
     <w:p>
@@ -3690,7 +3293,7 @@
         <w:pStyle w:val="BodyText"/>
         <w:widowControl/>
         <w:suppressAutoHyphens w:val="true"/>
-        <w:overflowPunct w:val="false"/>
+        <w:overflowPunct w:val="true"/>
         <w:bidi w:val="0"/>
         <w:spacing w:lineRule="auto" w:line="259" w:before="0" w:after="0"/>
         <w:ind w:firstLine="850" w:left="0" w:right="0"/>
@@ -3763,7 +3366,7 @@
         <w:pStyle w:val="BodyText"/>
         <w:widowControl/>
         <w:suppressAutoHyphens w:val="true"/>
-        <w:overflowPunct w:val="false"/>
+        <w:overflowPunct w:val="true"/>
         <w:bidi w:val="0"/>
         <w:spacing w:lineRule="auto" w:line="259" w:before="0" w:after="0"/>
         <w:ind w:firstLine="850" w:left="0" w:right="0"/>
@@ -3775,7 +3378,10 @@
         </w:rPr>
       </w:pPr>
       <w:r>
-        <w:rPr/>
+        <w:rPr>
+          <w:b/>
+          <w:bCs/>
+        </w:rPr>
       </w:r>
     </w:p>
     <w:p>
@@ -3783,7 +3389,7 @@
         <w:pStyle w:val="BodyText"/>
         <w:widowControl/>
         <w:suppressAutoHyphens w:val="true"/>
-        <w:overflowPunct w:val="false"/>
+        <w:overflowPunct w:val="true"/>
         <w:bidi w:val="0"/>
         <w:spacing w:lineRule="auto" w:line="259" w:before="0" w:after="0"/>
         <w:ind w:firstLine="850" w:left="0" w:right="0"/>
@@ -3811,7 +3417,7 @@
         <w:pStyle w:val="BodyText"/>
         <w:widowControl/>
         <w:suppressAutoHyphens w:val="true"/>
-        <w:overflowPunct w:val="false"/>
+        <w:overflowPunct w:val="true"/>
         <w:bidi w:val="0"/>
         <w:spacing w:lineRule="auto" w:line="259" w:before="0" w:after="0"/>
         <w:ind w:firstLine="850" w:left="0" w:right="0"/>
@@ -3831,14 +3437,7 @@
           <w:b w:val="false"/>
           <w:bCs w:val="false"/>
         </w:rPr>
-        <w:t>: все те же преимущества что и у односвязного списка но</w:t>
-      </w:r>
-      <w:r>
-        <w:rPr>
-          <w:b w:val="false"/>
-          <w:bCs w:val="false"/>
-        </w:rPr>
-        <w:t xml:space="preserve"> добавляет </w:t>
+        <w:t xml:space="preserve">: все те же преимущества что и у односвязного списка но добавляет </w:t>
       </w:r>
       <w:r>
         <w:rPr>
@@ -3861,15 +3460,7 @@
           <w:b w:val="false"/>
           <w:bCs w:val="false"/>
         </w:rPr>
-        <w:t>двунаправленный обхо</w:t>
-      </w:r>
-      <w:r>
-        <w:rPr>
-          <w:rStyle w:val="Strong"/>
-          <w:b w:val="false"/>
-          <w:bCs w:val="false"/>
-        </w:rPr>
-        <w:t>д</w:t>
+        <w:t>двунаправленный обход</w:t>
       </w:r>
       <w:r>
         <w:rPr>
@@ -3884,7 +3475,7 @@
         <w:pStyle w:val="BodyText"/>
         <w:widowControl/>
         <w:suppressAutoHyphens w:val="true"/>
-        <w:overflowPunct w:val="false"/>
+        <w:overflowPunct w:val="true"/>
         <w:bidi w:val="0"/>
         <w:spacing w:lineRule="auto" w:line="259" w:before="0" w:after="0"/>
         <w:ind w:firstLine="850" w:left="0" w:right="0"/>
@@ -3904,14 +3495,7 @@
           <w:b w:val="false"/>
           <w:bCs w:val="false"/>
         </w:rPr>
-        <w:t xml:space="preserve">: </w:t>
-      </w:r>
-      <w:r>
-        <w:rPr>
-          <w:b w:val="false"/>
-          <w:bCs w:val="false"/>
-        </w:rPr>
-        <w:t xml:space="preserve">еще </w:t>
+        <w:t xml:space="preserve">: еще </w:t>
       </w:r>
       <w:r>
         <w:rPr>
@@ -3926,21 +3510,7 @@
           <w:b w:val="false"/>
           <w:bCs w:val="false"/>
         </w:rPr>
-        <w:t xml:space="preserve"> </w:t>
-      </w:r>
-      <w:r>
-        <w:rPr>
-          <w:b w:val="false"/>
-          <w:bCs w:val="false"/>
-        </w:rPr>
-        <w:t>К</w:t>
-      </w:r>
-      <w:r>
-        <w:rPr>
-          <w:b w:val="false"/>
-          <w:bCs w:val="false"/>
-        </w:rPr>
-        <w:t xml:space="preserve">аждый узел хранит два указателя — </w:t>
+        <w:t xml:space="preserve"> Каждый узел хранит два указателя — </w:t>
       </w:r>
       <w:r>
         <w:rPr>
@@ -3993,7 +3563,7 @@
         <w:pStyle w:val="BodyText"/>
         <w:widowControl/>
         <w:suppressAutoHyphens w:val="true"/>
-        <w:overflowPunct w:val="false"/>
+        <w:overflowPunct w:val="true"/>
         <w:bidi w:val="0"/>
         <w:spacing w:lineRule="auto" w:line="259" w:before="0" w:after="0"/>
         <w:ind w:firstLine="850" w:left="0" w:right="0"/>
@@ -4013,7 +3583,7 @@
         <w:pStyle w:val="BodyText"/>
         <w:widowControl/>
         <w:suppressAutoHyphens w:val="true"/>
-        <w:overflowPunct w:val="false"/>
+        <w:overflowPunct w:val="true"/>
         <w:bidi w:val="0"/>
         <w:spacing w:lineRule="auto" w:line="259" w:before="0" w:after="0"/>
         <w:ind w:firstLine="850" w:left="0" w:right="0"/>
@@ -4024,7 +3594,10 @@
         </w:rPr>
       </w:pPr>
       <w:r>
-        <w:rPr/>
+        <w:rPr>
+          <w:b w:val="false"/>
+          <w:bCs w:val="false"/>
+        </w:rPr>
       </w:r>
     </w:p>
     <w:p>
@@ -4032,7 +3605,7 @@
         <w:pStyle w:val="BodyText"/>
         <w:widowControl/>
         <w:suppressAutoHyphens w:val="true"/>
-        <w:overflowPunct w:val="false"/>
+        <w:overflowPunct w:val="true"/>
         <w:bidi w:val="0"/>
         <w:spacing w:lineRule="auto" w:line="259" w:before="0" w:after="0"/>
         <w:ind w:firstLine="850" w:left="0" w:right="0"/>
@@ -4053,7 +3626,7 @@
         <w:pStyle w:val="BodyText"/>
         <w:widowControl/>
         <w:suppressAutoHyphens w:val="true"/>
-        <w:overflowPunct w:val="false"/>
+        <w:overflowPunct w:val="true"/>
         <w:bidi w:val="0"/>
         <w:spacing w:lineRule="auto" w:line="259" w:before="0" w:after="0"/>
         <w:ind w:firstLine="850" w:left="0" w:right="0"/>
@@ -4098,7 +3671,7 @@
         <w:pStyle w:val="BodyText"/>
         <w:widowControl/>
         <w:suppressAutoHyphens w:val="true"/>
-        <w:overflowPunct w:val="false"/>
+        <w:overflowPunct w:val="true"/>
         <w:bidi w:val="0"/>
         <w:spacing w:lineRule="auto" w:line="259" w:before="0" w:after="0"/>
         <w:ind w:firstLine="850" w:left="0" w:right="0"/>
@@ -4111,15 +3684,7 @@
           <w:bCs w:val="false"/>
           <w:u w:val="single"/>
         </w:rPr>
-        <w:t>Н</w:t>
-      </w:r>
-      <w:r>
-        <w:rPr>
-          <w:b w:val="false"/>
-          <w:bCs w:val="false"/>
-          <w:u w:val="single"/>
-        </w:rPr>
-        <w:t>едостатки</w:t>
+        <w:t>Недостатки</w:t>
       </w:r>
       <w:r>
         <w:rPr>
@@ -4164,7 +3729,7 @@
         <w:pStyle w:val="BodyText"/>
         <w:widowControl/>
         <w:suppressAutoHyphens w:val="true"/>
-        <w:overflowPunct w:val="false"/>
+        <w:overflowPunct w:val="true"/>
         <w:bidi w:val="0"/>
         <w:spacing w:lineRule="auto" w:line="259" w:before="0" w:after="0"/>
         <w:ind w:firstLine="850" w:left="0" w:right="0"/>
@@ -4184,7 +3749,7 @@
         <w:pStyle w:val="BodyText"/>
         <w:widowControl/>
         <w:suppressAutoHyphens w:val="true"/>
-        <w:overflowPunct w:val="false"/>
+        <w:overflowPunct w:val="true"/>
         <w:bidi w:val="0"/>
         <w:spacing w:lineRule="auto" w:line="259" w:before="0" w:after="0"/>
         <w:ind w:firstLine="850" w:left="0" w:right="0"/>
@@ -4205,7 +3770,7 @@
         <w:pStyle w:val="BodyText"/>
         <w:widowControl/>
         <w:suppressAutoHyphens w:val="true"/>
-        <w:overflowPunct w:val="false"/>
+        <w:overflowPunct w:val="true"/>
         <w:bidi w:val="0"/>
         <w:spacing w:lineRule="auto" w:line="259" w:before="0" w:after="0"/>
         <w:ind w:firstLine="850" w:left="0" w:right="0"/>
@@ -4227,23 +3792,7 @@
           <w:b w:val="false"/>
           <w:bCs w:val="false"/>
         </w:rPr>
-        <w:t xml:space="preserve">: </w:t>
-      </w:r>
-      <w:r>
-        <w:rPr>
-          <w:rStyle w:val="Strong"/>
-          <w:b w:val="false"/>
-          <w:bCs w:val="false"/>
-        </w:rPr>
-        <w:t>добавление в конец и удаление из начала работают за O(1)</w:t>
-      </w:r>
-      <w:r>
-        <w:rPr>
-          <w:rStyle w:val="Strong"/>
-          <w:b w:val="false"/>
-          <w:bCs w:val="false"/>
-        </w:rPr>
-        <w:t>,</w:t>
+        <w:t>: добавление в конец и удаление из начала работают за O(1),</w:t>
       </w:r>
       <w:r>
         <w:rPr>
@@ -4258,7 +3807,7 @@
         <w:pStyle w:val="BodyText"/>
         <w:widowControl/>
         <w:suppressAutoHyphens w:val="true"/>
-        <w:overflowPunct w:val="false"/>
+        <w:overflowPunct w:val="true"/>
         <w:bidi w:val="0"/>
         <w:spacing w:lineRule="auto" w:line="259" w:before="0" w:after="0"/>
         <w:ind w:firstLine="850" w:left="0" w:right="0"/>
@@ -4278,21 +3827,7 @@
           <w:b w:val="false"/>
           <w:bCs w:val="false"/>
         </w:rPr>
-        <w:t>:</w:t>
-      </w:r>
-      <w:r>
-        <w:rPr>
-          <w:b w:val="false"/>
-          <w:bCs w:val="false"/>
-        </w:rPr>
-        <w:t xml:space="preserve"> </w:t>
-      </w:r>
-      <w:r>
-        <w:rPr>
-          <w:b w:val="false"/>
-          <w:bCs w:val="false"/>
-        </w:rPr>
-        <w:t>н</w:t>
+        <w:t>: н</w:t>
       </w:r>
       <w:r>
         <w:rPr>
@@ -4315,7 +3850,7 @@
         <w:pStyle w:val="BodyText"/>
         <w:widowControl/>
         <w:suppressAutoHyphens w:val="true"/>
-        <w:overflowPunct w:val="false"/>
+        <w:overflowPunct w:val="true"/>
         <w:bidi w:val="0"/>
         <w:spacing w:lineRule="auto" w:line="259" w:before="0" w:after="0"/>
         <w:ind w:firstLine="850" w:left="0" w:right="0"/>
@@ -4328,15 +3863,7 @@
           <w:b w:val="false"/>
           <w:bCs w:val="false"/>
         </w:rPr>
-        <w:t>И</w:t>
-      </w:r>
-      <w:r>
-        <w:rPr>
-          <w:rStyle w:val="Strong"/>
-          <w:b w:val="false"/>
-          <w:bCs w:val="false"/>
-        </w:rPr>
-        <w:t>деально для планировщиков, обработки сообщений и обхода в ширину (BFS).</w:t>
+        <w:t>Идеально для планировщиков, обработки сообщений и обхода в ширину (BFS).</w:t>
       </w:r>
     </w:p>
     <w:p>
@@ -4344,7 +3871,7 @@
         <w:pStyle w:val="BodyText"/>
         <w:widowControl/>
         <w:suppressAutoHyphens w:val="true"/>
-        <w:overflowPunct w:val="false"/>
+        <w:overflowPunct w:val="true"/>
         <w:bidi w:val="0"/>
         <w:spacing w:lineRule="auto" w:line="259" w:before="0" w:after="0"/>
         <w:ind w:firstLine="850" w:left="0" w:right="0"/>
@@ -4365,7 +3892,7 @@
         <w:pStyle w:val="BodyText"/>
         <w:widowControl/>
         <w:suppressAutoHyphens w:val="true"/>
-        <w:overflowPunct w:val="false"/>
+        <w:overflowPunct w:val="true"/>
         <w:bidi w:val="0"/>
         <w:spacing w:lineRule="auto" w:line="259" w:before="0" w:after="0"/>
         <w:ind w:firstLine="850" w:left="0" w:right="0"/>
@@ -4385,14 +3912,7 @@
           <w:b w:val="false"/>
           <w:bCs w:val="false"/>
         </w:rPr>
-        <w:t>:</w:t>
-      </w:r>
-      <w:r>
-        <w:rPr>
-          <w:b w:val="false"/>
-          <w:bCs w:val="false"/>
-        </w:rPr>
-        <w:t xml:space="preserve"> гарантирует </w:t>
+        <w:t xml:space="preserve">: гарантирует </w:t>
       </w:r>
       <w:r>
         <w:rPr>
@@ -4407,14 +3927,7 @@
           <w:b w:val="false"/>
           <w:bCs w:val="false"/>
         </w:rPr>
-        <w:t xml:space="preserve"> даже на огромных объемах данных. </w:t>
-      </w:r>
-      <w:r>
-        <w:rPr>
-          <w:b w:val="false"/>
-          <w:bCs w:val="false"/>
-        </w:rPr>
-        <w:t>Н</w:t>
+        <w:t xml:space="preserve"> даже на огромных объемах данных. Н</w:t>
       </w:r>
       <w:r>
         <w:rPr>
@@ -4437,7 +3950,7 @@
         <w:pStyle w:val="BodyText"/>
         <w:widowControl/>
         <w:suppressAutoHyphens w:val="true"/>
-        <w:overflowPunct w:val="false"/>
+        <w:overflowPunct w:val="true"/>
         <w:bidi w:val="0"/>
         <w:spacing w:lineRule="auto" w:line="259" w:before="0" w:after="0"/>
         <w:ind w:firstLine="850" w:left="0" w:right="0"/>
@@ -4457,14 +3970,7 @@
           <w:b w:val="false"/>
           <w:bCs w:val="false"/>
         </w:rPr>
-        <w:t>: Р</w:t>
-      </w:r>
-      <w:r>
-        <w:rPr>
-          <w:b w:val="false"/>
-          <w:bCs w:val="false"/>
-        </w:rPr>
-        <w:t xml:space="preserve">еализация </w:t>
+        <w:t xml:space="preserve">: Реализация </w:t>
       </w:r>
       <w:r>
         <w:rPr>
@@ -4494,42 +4000,7 @@
           <w:b w:val="false"/>
           <w:bCs w:val="false"/>
         </w:rPr>
-        <w:t xml:space="preserve"> </w:t>
-      </w:r>
-      <w:r>
-        <w:rPr>
-          <w:b w:val="false"/>
-          <w:bCs w:val="false"/>
-        </w:rPr>
-        <w:t xml:space="preserve">т. к. </w:t>
-      </w:r>
-      <w:r>
-        <w:rPr>
-          <w:b w:val="false"/>
-          <w:bCs w:val="false"/>
-        </w:rPr>
-        <w:t xml:space="preserve">на каждый узел хранятся значение, высота и два указателя, </w:t>
-      </w:r>
-      <w:r>
-        <w:rPr>
-          <w:b w:val="false"/>
-          <w:bCs w:val="false"/>
-        </w:rPr>
-        <w:t>плохая</w:t>
-      </w:r>
-      <w:r>
-        <w:rPr>
-          <w:b w:val="false"/>
-          <w:bCs w:val="false"/>
-        </w:rPr>
-        <w:t xml:space="preserve"> кэш-локальност</w:t>
-      </w:r>
-      <w:r>
-        <w:rPr>
-          <w:b w:val="false"/>
-          <w:bCs w:val="false"/>
-        </w:rPr>
-        <w:t>ь.</w:t>
+        <w:t xml:space="preserve"> т. к. на каждый узел хранятся значение, высота и два указателя, плохая кэш-локальность.</w:t>
       </w:r>
     </w:p>
     <w:p>
@@ -4537,7 +4008,7 @@
         <w:pStyle w:val="BodyText"/>
         <w:widowControl/>
         <w:suppressAutoHyphens w:val="true"/>
-        <w:overflowPunct w:val="false"/>
+        <w:overflowPunct w:val="true"/>
         <w:bidi w:val="0"/>
         <w:spacing w:lineRule="auto" w:line="259" w:before="0" w:after="0"/>
         <w:ind w:firstLine="850" w:left="0" w:right="0"/>
@@ -4557,7 +4028,7 @@
         <w:pStyle w:val="BodyText"/>
         <w:widowControl/>
         <w:suppressAutoHyphens w:val="true"/>
-        <w:overflowPunct w:val="false"/>
+        <w:overflowPunct w:val="true"/>
         <w:bidi w:val="0"/>
         <w:spacing w:lineRule="auto" w:line="259" w:before="0" w:after="0"/>
         <w:ind w:firstLine="850" w:left="0" w:right="0"/>
@@ -4568,7 +4039,10 @@
         </w:rPr>
       </w:pPr>
       <w:r>
-        <w:rPr/>
+        <w:rPr>
+          <w:b w:val="false"/>
+          <w:bCs w:val="false"/>
+        </w:rPr>
       </w:r>
     </w:p>
     <w:p>
@@ -4576,7 +4050,7 @@
         <w:pStyle w:val="BodyText"/>
         <w:widowControl/>
         <w:suppressAutoHyphens w:val="true"/>
-        <w:overflowPunct w:val="false"/>
+        <w:overflowPunct w:val="true"/>
         <w:bidi w:val="0"/>
         <w:spacing w:lineRule="auto" w:line="259" w:before="0" w:after="0"/>
         <w:ind w:firstLine="850" w:left="0" w:right="0"/>
@@ -4599,7 +4073,7 @@
         <w:pStyle w:val="BodyText"/>
         <w:widowControl/>
         <w:suppressAutoHyphens w:val="true"/>
-        <w:overflowPunct w:val="false"/>
+        <w:overflowPunct w:val="true"/>
         <w:bidi w:val="0"/>
         <w:spacing w:lineRule="auto" w:line="259" w:before="0" w:after="0"/>
         <w:ind w:firstLine="850" w:left="0" w:right="0"/>
@@ -4621,7 +4095,7 @@
         <w:pStyle w:val="BodyText"/>
         <w:widowControl/>
         <w:suppressAutoHyphens w:val="true"/>
-        <w:overflowPunct w:val="false"/>
+        <w:overflowPunct w:val="true"/>
         <w:bidi w:val="0"/>
         <w:spacing w:lineRule="auto" w:line="259" w:before="0" w:after="0"/>
         <w:ind w:firstLine="850" w:left="0" w:right="0"/>
@@ -4691,7 +4165,7 @@
         <w:pStyle w:val="BodyText"/>
         <w:widowControl/>
         <w:suppressAutoHyphens w:val="true"/>
-        <w:overflowPunct w:val="false"/>
+        <w:overflowPunct w:val="true"/>
         <w:bidi w:val="0"/>
         <w:spacing w:lineRule="auto" w:line="259" w:before="0" w:after="0"/>
         <w:ind w:firstLine="850" w:left="0" w:right="0"/>
@@ -4713,7 +4187,7 @@
         <w:pStyle w:val="BodyText"/>
         <w:widowControl/>
         <w:suppressAutoHyphens w:val="true"/>
-        <w:overflowPunct w:val="false"/>
+        <w:overflowPunct w:val="true"/>
         <w:bidi w:val="0"/>
         <w:spacing w:lineRule="auto" w:line="259" w:before="0" w:after="0"/>
         <w:ind w:firstLine="850" w:left="0" w:right="0"/>
@@ -4783,7 +4257,7 @@
         <w:pStyle w:val="BodyText"/>
         <w:widowControl/>
         <w:suppressAutoHyphens w:val="true"/>
-        <w:overflowPunct w:val="false"/>
+        <w:overflowPunct w:val="true"/>
         <w:bidi w:val="0"/>
         <w:spacing w:lineRule="auto" w:line="259" w:before="0" w:after="0"/>
         <w:ind w:firstLine="850" w:left="0" w:right="0"/>
@@ -4805,7 +4279,7 @@
         <w:pStyle w:val="BodyText"/>
         <w:widowControl/>
         <w:suppressAutoHyphens w:val="true"/>
-        <w:overflowPunct w:val="false"/>
+        <w:overflowPunct w:val="true"/>
         <w:bidi w:val="0"/>
         <w:spacing w:lineRule="auto" w:line="259" w:before="0" w:after="0"/>
         <w:ind w:firstLine="850" w:left="0" w:right="0"/>
@@ -4875,7 +4349,7 @@
         <w:pStyle w:val="BodyText"/>
         <w:widowControl/>
         <w:suppressAutoHyphens w:val="true"/>
-        <w:overflowPunct w:val="false"/>
+        <w:overflowPunct w:val="true"/>
         <w:bidi w:val="0"/>
         <w:spacing w:lineRule="auto" w:line="259" w:before="0" w:after="0"/>
         <w:ind w:firstLine="850" w:left="0" w:right="0"/>
@@ -4897,7 +4371,7 @@
         <w:pStyle w:val="BodyText"/>
         <w:widowControl/>
         <w:suppressAutoHyphens w:val="true"/>
-        <w:overflowPunct w:val="false"/>
+        <w:overflowPunct w:val="true"/>
         <w:bidi w:val="0"/>
         <w:spacing w:lineRule="auto" w:line="259" w:before="0" w:after="0"/>
         <w:ind w:firstLine="850" w:left="0" w:right="0"/>
@@ -4967,7 +4441,7 @@
         <w:pStyle w:val="BodyText"/>
         <w:widowControl/>
         <w:suppressAutoHyphens w:val="true"/>
-        <w:overflowPunct w:val="false"/>
+        <w:overflowPunct w:val="true"/>
         <w:bidi w:val="0"/>
         <w:spacing w:lineRule="auto" w:line="259" w:before="0" w:after="0"/>
         <w:ind w:firstLine="850" w:left="0" w:right="0"/>
@@ -4989,7 +4463,7 @@
         <w:pStyle w:val="BodyText"/>
         <w:widowControl/>
         <w:suppressAutoHyphens w:val="true"/>
-        <w:overflowPunct w:val="false"/>
+        <w:overflowPunct w:val="true"/>
         <w:bidi w:val="0"/>
         <w:spacing w:lineRule="auto" w:line="259" w:before="0" w:after="0"/>
         <w:ind w:firstLine="850" w:left="0" w:right="0"/>
@@ -5059,7 +4533,7 @@
         <w:pStyle w:val="BodyText"/>
         <w:widowControl/>
         <w:suppressAutoHyphens w:val="true"/>
-        <w:overflowPunct w:val="false"/>
+        <w:overflowPunct w:val="true"/>
         <w:bidi w:val="0"/>
         <w:spacing w:lineRule="auto" w:line="259" w:before="0" w:after="0"/>
         <w:ind w:firstLine="850" w:left="0" w:right="0"/>
@@ -5081,7 +4555,7 @@
         <w:pStyle w:val="BodyText"/>
         <w:widowControl/>
         <w:suppressAutoHyphens w:val="true"/>
-        <w:overflowPunct w:val="false"/>
+        <w:overflowPunct w:val="true"/>
         <w:bidi w:val="0"/>
         <w:spacing w:lineRule="auto" w:line="259" w:before="0" w:after="0"/>
         <w:ind w:firstLine="850" w:left="0" w:right="0"/>
@@ -5151,7 +4625,7 @@
         <w:pStyle w:val="Normal"/>
         <w:widowControl/>
         <w:suppressAutoHyphens w:val="true"/>
-        <w:overflowPunct w:val="false"/>
+        <w:overflowPunct w:val="true"/>
         <w:bidi w:val="0"/>
         <w:spacing w:lineRule="auto" w:line="259" w:before="0" w:after="0"/>
         <w:ind w:firstLine="850" w:left="0" w:right="0"/>
@@ -5184,7 +4658,7 @@
         <w:pStyle w:val="Normal"/>
         <w:widowControl/>
         <w:suppressAutoHyphens w:val="true"/>
-        <w:overflowPunct w:val="false"/>
+        <w:overflowPunct w:val="true"/>
         <w:bidi w:val="0"/>
         <w:spacing w:lineRule="auto" w:line="259" w:before="0" w:after="0"/>
         <w:ind w:firstLine="850" w:left="0" w:right="0"/>
@@ -5214,7 +4688,7 @@
         <w:pStyle w:val="Normal"/>
         <w:widowControl/>
         <w:suppressAutoHyphens w:val="true"/>
-        <w:overflowPunct w:val="false"/>
+        <w:overflowPunct w:val="true"/>
         <w:bidi w:val="0"/>
         <w:spacing w:lineRule="auto" w:line="259" w:before="0" w:after="0"/>
         <w:ind w:firstLine="850" w:left="0" w:right="0"/>
@@ -5245,7 +4719,7 @@
         <w:pStyle w:val="Normal"/>
         <w:widowControl/>
         <w:suppressAutoHyphens w:val="true"/>
-        <w:overflowPunct w:val="false"/>
+        <w:overflowPunct w:val="true"/>
         <w:bidi w:val="0"/>
         <w:spacing w:lineRule="auto" w:line="259" w:before="0" w:after="0"/>
         <w:ind w:firstLine="850" w:left="0" w:right="0"/>
@@ -5300,11 +4774,6 @@
                     <a:prstGeom prst="rect">
                       <a:avLst/>
                     </a:prstGeom>
-                    <a:ln>
-                      <a:solidFill>
-                        <a:srgbClr val="000000"/>
-                      </a:solidFill>
-                    </a:ln>
                   </pic:spPr>
                 </pic:pic>
               </a:graphicData>
@@ -5329,7 +4798,7 @@
         <w:pStyle w:val="Normal"/>
         <w:widowControl/>
         <w:suppressAutoHyphens w:val="true"/>
-        <w:overflowPunct w:val="false"/>
+        <w:overflowPunct w:val="true"/>
         <w:bidi w:val="0"/>
         <w:spacing w:lineRule="auto" w:line="259" w:before="0" w:after="0"/>
         <w:ind w:firstLine="850" w:left="0" w:right="0"/>
@@ -5359,7 +4828,7 @@
         <w:pStyle w:val="Normal"/>
         <w:widowControl/>
         <w:suppressAutoHyphens w:val="true"/>
-        <w:overflowPunct w:val="false"/>
+        <w:overflowPunct w:val="true"/>
         <w:bidi w:val="0"/>
         <w:spacing w:lineRule="auto" w:line="259" w:before="0" w:after="0"/>
         <w:ind w:firstLine="850" w:left="0" w:right="0"/>
@@ -5414,11 +4883,6 @@
                     <a:prstGeom prst="rect">
                       <a:avLst/>
                     </a:prstGeom>
-                    <a:ln>
-                      <a:solidFill>
-                        <a:srgbClr val="000000"/>
-                      </a:solidFill>
-                    </a:ln>
                   </pic:spPr>
                 </pic:pic>
               </a:graphicData>
@@ -5443,7 +4907,7 @@
         <w:pStyle w:val="Normal"/>
         <w:widowControl/>
         <w:suppressAutoHyphens w:val="true"/>
-        <w:overflowPunct w:val="false"/>
+        <w:overflowPunct w:val="true"/>
         <w:bidi w:val="0"/>
         <w:spacing w:lineRule="auto" w:line="259" w:before="0" w:after="0"/>
         <w:ind w:firstLine="850" w:left="0" w:right="0"/>
@@ -5473,7 +4937,7 @@
         <w:pStyle w:val="Normal"/>
         <w:widowControl/>
         <w:suppressAutoHyphens w:val="true"/>
-        <w:overflowPunct w:val="false"/>
+        <w:overflowPunct w:val="true"/>
         <w:bidi w:val="0"/>
         <w:spacing w:lineRule="auto" w:line="259" w:before="0" w:after="0"/>
         <w:ind w:firstLine="850" w:left="0" w:right="0"/>
@@ -5528,11 +4992,6 @@
                     <a:prstGeom prst="rect">
                       <a:avLst/>
                     </a:prstGeom>
-                    <a:ln>
-                      <a:solidFill>
-                        <a:srgbClr val="000000"/>
-                      </a:solidFill>
-                    </a:ln>
                   </pic:spPr>
                 </pic:pic>
               </a:graphicData>
@@ -5557,7 +5016,7 @@
         <w:pStyle w:val="Normal"/>
         <w:widowControl/>
         <w:suppressAutoHyphens w:val="true"/>
-        <w:overflowPunct w:val="false"/>
+        <w:overflowPunct w:val="true"/>
         <w:bidi w:val="0"/>
         <w:spacing w:lineRule="auto" w:line="259" w:before="0" w:after="0"/>
         <w:ind w:firstLine="850" w:left="0" w:right="0"/>
@@ -5620,11 +5079,6 @@
                     <a:prstGeom prst="rect">
                       <a:avLst/>
                     </a:prstGeom>
-                    <a:ln>
-                      <a:solidFill>
-                        <a:srgbClr val="000000"/>
-                      </a:solidFill>
-                    </a:ln>
                   </pic:spPr>
                 </pic:pic>
               </a:graphicData>
@@ -5638,7 +5092,7 @@
         <w:pStyle w:val="Normal"/>
         <w:widowControl/>
         <w:suppressAutoHyphens w:val="true"/>
-        <w:overflowPunct w:val="false"/>
+        <w:overflowPunct w:val="true"/>
         <w:bidi w:val="0"/>
         <w:spacing w:lineRule="auto" w:line="259" w:before="0" w:after="0"/>
         <w:ind w:firstLine="850" w:left="0" w:right="0"/>
@@ -5669,7 +5123,7 @@
         <w:pStyle w:val="Normal"/>
         <w:widowControl/>
         <w:suppressAutoHyphens w:val="true"/>
-        <w:overflowPunct w:val="false"/>
+        <w:overflowPunct w:val="true"/>
         <w:bidi w:val="0"/>
         <w:spacing w:lineRule="auto" w:line="259" w:before="0" w:after="0"/>
         <w:ind w:firstLine="850" w:left="0" w:right="0"/>
@@ -5699,7 +5153,7 @@
         <w:pStyle w:val="Normal"/>
         <w:widowControl/>
         <w:suppressAutoHyphens w:val="true"/>
-        <w:overflowPunct w:val="false"/>
+        <w:overflowPunct w:val="true"/>
         <w:bidi w:val="0"/>
         <w:spacing w:lineRule="auto" w:line="259" w:before="0" w:after="0"/>
         <w:ind w:firstLine="850" w:left="0" w:right="0"/>
@@ -5754,11 +5208,6 @@
                     <a:prstGeom prst="rect">
                       <a:avLst/>
                     </a:prstGeom>
-                    <a:ln>
-                      <a:solidFill>
-                        <a:srgbClr val="000000"/>
-                      </a:solidFill>
-                    </a:ln>
                   </pic:spPr>
                 </pic:pic>
               </a:graphicData>
@@ -5783,7 +5232,7 @@
         <w:pStyle w:val="Normal"/>
         <w:widowControl/>
         <w:suppressAutoHyphens w:val="true"/>
-        <w:overflowPunct w:val="false"/>
+        <w:overflowPunct w:val="true"/>
         <w:bidi w:val="0"/>
         <w:spacing w:lineRule="auto" w:line="259" w:before="0" w:after="0"/>
         <w:ind w:firstLine="850" w:left="0" w:right="0"/>
@@ -5813,7 +5262,7 @@
         <w:pStyle w:val="Normal"/>
         <w:widowControl/>
         <w:suppressAutoHyphens w:val="true"/>
-        <w:overflowPunct w:val="false"/>
+        <w:overflowPunct w:val="true"/>
         <w:bidi w:val="0"/>
         <w:spacing w:lineRule="auto" w:line="259" w:before="0" w:after="0"/>
         <w:ind w:firstLine="850" w:left="0" w:right="0"/>
@@ -5868,11 +5317,6 @@
                     <a:prstGeom prst="rect">
                       <a:avLst/>
                     </a:prstGeom>
-                    <a:ln>
-                      <a:solidFill>
-                        <a:srgbClr val="000000"/>
-                      </a:solidFill>
-                    </a:ln>
                   </pic:spPr>
                 </pic:pic>
               </a:graphicData>
@@ -5897,7 +5341,7 @@
         <w:pStyle w:val="Normal"/>
         <w:widowControl/>
         <w:suppressAutoHyphens w:val="true"/>
-        <w:overflowPunct w:val="false"/>
+        <w:overflowPunct w:val="true"/>
         <w:bidi w:val="0"/>
         <w:spacing w:lineRule="auto" w:line="259" w:before="0" w:after="0"/>
         <w:ind w:firstLine="850" w:left="0" w:right="0"/>
@@ -5912,6 +5356,94 @@
         </w:rPr>
       </w:pPr>
       <w:r>
+        <w:rPr/>
+      </w:r>
+    </w:p>
+    <w:p>
+      <w:pPr>
+        <w:pStyle w:val="Normal"/>
+        <w:widowControl/>
+        <w:suppressAutoHyphens w:val="true"/>
+        <w:overflowPunct w:val="true"/>
+        <w:bidi w:val="0"/>
+        <w:spacing w:lineRule="auto" w:line="259" w:before="0" w:after="0"/>
+        <w:ind w:firstLine="850" w:left="0" w:right="0"/>
+        <w:jc w:val="left"/>
+        <w:rPr/>
+      </w:pPr>
+      <w:r>
+        <w:rPr/>
+        <w:t>Ссылка на репозиторий:</w:t>
+      </w:r>
+    </w:p>
+    <w:p>
+      <w:pPr>
+        <w:pStyle w:val="Normal"/>
+        <w:widowControl/>
+        <w:suppressAutoHyphens w:val="true"/>
+        <w:overflowPunct w:val="true"/>
+        <w:bidi w:val="0"/>
+        <w:spacing w:lineRule="auto" w:line="259" w:before="0" w:after="0"/>
+        <w:ind w:firstLine="850" w:left="0" w:right="0"/>
+        <w:jc w:val="left"/>
+        <w:rPr/>
+      </w:pPr>
+      <w:r>
+        <w:rPr/>
+        <w:t xml:space="preserve">ssh - </w:t>
+      </w:r>
+      <w:hyperlink r:id="rId23">
+        <w:r>
+          <w:rPr>
+            <w:rStyle w:val="Hyperlink"/>
+          </w:rPr>
+          <w:t>git@github.com</w:t>
+        </w:r>
+      </w:hyperlink>
+      <w:hyperlink r:id="rId24">
+        <w:r>
+          <w:rPr/>
+          <w:t>:surbaisse/firstLab_2026_autumn.git</w:t>
+        </w:r>
+      </w:hyperlink>
+    </w:p>
+    <w:p>
+      <w:pPr>
+        <w:pStyle w:val="Normal"/>
+        <w:widowControl/>
+        <w:suppressAutoHyphens w:val="true"/>
+        <w:overflowPunct w:val="true"/>
+        <w:bidi w:val="0"/>
+        <w:spacing w:lineRule="auto" w:line="259" w:before="0" w:after="0"/>
+        <w:ind w:firstLine="850" w:left="0" w:right="0"/>
+        <w:jc w:val="left"/>
+        <w:rPr/>
+      </w:pPr>
+      <w:r>
+        <w:rPr/>
+        <w:t>https - https://github.com/surbaisse/firstLab_2026_autumn.git</w:t>
+      </w:r>
+    </w:p>
+    <w:p>
+      <w:pPr>
+        <w:pStyle w:val="Normal"/>
+        <w:widowControl/>
+        <w:suppressAutoHyphens w:val="true"/>
+        <w:overflowPunct w:val="true"/>
+        <w:bidi w:val="0"/>
+        <w:spacing w:lineRule="auto" w:line="259" w:before="0" w:after="0"/>
+        <w:ind w:firstLine="850" w:left="0" w:right="0"/>
+        <w:jc w:val="center"/>
+        <w:rPr>
+          <w:rFonts w:ascii="Times New Roman" w:hAnsi="Times New Roman" w:cs="Times New Roman"/>
+          <w:b w:val="false"/>
+          <w:bCs w:val="false"/>
+          <w:color w:val="000000"/>
+          <w:sz w:val="28"/>
+          <w:szCs w:val="28"/>
+        </w:rPr>
+      </w:pPr>
+      <w:r>
         <w:rPr>
           <w:rFonts w:cs="Times New Roman" w:ascii="Times New Roman" w:hAnsi="Times New Roman"/>
           <w:b w:val="false"/>
@@ -5930,7 +5462,7 @@
         <w:pStyle w:val="Normal"/>
         <w:widowControl/>
         <w:suppressAutoHyphens w:val="true"/>
-        <w:overflowPunct w:val="false"/>
+        <w:overflowPunct w:val="true"/>
         <w:bidi w:val="0"/>
         <w:spacing w:lineRule="auto" w:line="259" w:before="0" w:after="0"/>
         <w:ind w:firstLine="850" w:left="0" w:right="0"/>
@@ -5953,7 +5485,7 @@
         <w:pStyle w:val="Normal"/>
         <w:widowControl/>
         <w:suppressAutoHyphens w:val="true"/>
-        <w:overflowPunct w:val="false"/>
+        <w:overflowPunct w:val="true"/>
         <w:bidi w:val="0"/>
         <w:spacing w:lineRule="auto" w:line="259" w:before="0" w:after="0"/>
         <w:ind w:firstLine="850" w:left="0" w:right="0"/>
@@ -5978,9 +5510,9 @@
       </w:r>
     </w:p>
     <w:sectPr>
-      <w:footerReference w:type="even" r:id="rId23"/>
-      <w:footerReference w:type="default" r:id="rId24"/>
-      <w:footerReference w:type="first" r:id="rId25"/>
+      <w:footerReference w:type="even" r:id="rId25"/>
+      <w:footerReference w:type="default" r:id="rId26"/>
+      <w:footerReference w:type="first" r:id="rId27"/>
       <w:type w:val="nextPage"/>
       <w:pgSz w:w="11906" w:h="16838"/>
       <w:pgMar w:left="1701" w:right="850" w:gutter="0" w:header="0" w:top="1134" w:footer="708" w:bottom="1134"/>
@@ -6243,7 +5775,7 @@
     <w:pPr>
       <w:widowControl/>
       <w:suppressAutoHyphens w:val="true"/>
-      <w:overflowPunct w:val="false"/>
+      <w:overflowPunct w:val="true"/>
       <w:bidi w:val="0"/>
       <w:spacing w:lineRule="auto" w:line="259" w:before="0" w:after="160"/>
       <w:jc w:val="left"/>
